--- a/packages/core/template_indicaciones.docx
+++ b/packages/core/template_indicaciones.docx
@@ -8334,13 +8334,6 @@
           <w:u w:val="words"/>
         </w:rPr>
       </w:pPr>
-      <w:r>
-        <w:rPr>
-          <w:sz w:val="2"/>
-          <w:szCs w:val="2"/>
-        </w:rPr>
-        <w:t>F</w:t>
-      </w:r>
     </w:p>
     <w:sectPr>
       <w:headerReference w:type="default" r:id="rId8"/>
